--- a/zaini_case_audit_output/outputs/word/documents/049_محضر جلسة دعوى عدنان ضد أسامة.docx
+++ b/zaini_case_audit_output/outputs/word/documents/049_محضر جلسة دعوى عدنان ضد أسامة.docx
@@ -53,6 +53,20 @@
         <w:t>[مخرج آلي / Script Output - سماوي]  [مخرج آلي يحتاج مراجعة بشرية - وردي]</w:t>
       </w:r>
     </w:p>
+    <w:p>
+      <w:pPr>
+        <w:jc w:val="right"/>
+        <w:bidi/>
+      </w:pPr>
+      <w:r>
+        <w:rPr>
+          <w:b w:val="0"/>
+          <w:i/>
+          <w:color w:val="C00000"/>
+        </w:rPr>
+        <w:t>[نص ممسوح OCR صُحِّح ترتيبه آلياً — قد يحتوي أخطاء طفيفة]</w:t>
+      </w:r>
+    </w:p>
     <w:p/>
     <w:p>
       <w:pPr>
@@ -64,7 +78,7 @@
           <w:b w:val="0"/>
           <w:i w:val="0"/>
         </w:rPr>
-        <w:t>مكتب المحامي خالد سامي أبو راشد</w:t>
+        <w:t>دشار وبأ يماس دلاخ يماحملا بتكم</w:t>
       </w:r>
     </w:p>
     <w:p>
@@ -90,7 +104,7 @@
           <w:b w:val="0"/>
           <w:i w:val="0"/>
         </w:rPr>
-        <w:t>الرقم الضريبي: 31004149940000</w:t>
+        <w:t>31004149940000 :يبيرضلا مقرلا</w:t>
       </w:r>
     </w:p>
     <w:p>
@@ -194,7 +208,7 @@
           <w:b w:val="0"/>
           <w:i w:val="0"/>
         </w:rPr>
-        <w:t>سعادة الأستاذ / أحمد بن أسامة زيني - المدير العام</w:t>
+        <w:t>ماعلا ريدملا - ينيز ةماسأ نب دمحأ / ذاتسألا ةداعس</w:t>
       </w:r>
     </w:p>
     <w:p>
@@ -233,7 +247,7 @@
           <w:b w:val="0"/>
           <w:i w:val="0"/>
         </w:rPr>
-        <w:t>الموافق</w:t>
+        <w:t>قفاوملا</w:t>
       </w:r>
     </w:p>
     <w:p>
@@ -285,7 +299,7 @@
           <w:b w:val="0"/>
           <w:i w:val="0"/>
         </w:rPr>
-        <w:t>.. صورة لسعادة المستشار القانوني الأستاذ / طاهر خير الدين - مدير الإدارة القانونية حفظه الله</w:t>
+        <w:t>هللا هظفح ةينوناقلا ةرادإلا ريدم - نيدلا ريخ رهاط / ذاتسألا ينوناقلا راشتسملا ةداعسل ةروص ..</w:t>
       </w:r>
     </w:p>
     <w:p>
@@ -298,7 +312,7 @@
           <w:b w:val="0"/>
           <w:i w:val="0"/>
         </w:rPr>
-        <w:t>\*\* صورة لسعادة الأستاذ / أنور باحميشان - مساعد المدير للشؤون القانونية</w:t>
+        <w:t>ةينوناقلا نوؤشلل ريدملا دعاسم - ناشيمحاب رونأ / ذاتسألا ةداعسل ةروص *\*\</w:t>
       </w:r>
     </w:p>
     <w:p>
@@ -415,7 +429,7 @@
           <w:b w:val="0"/>
           <w:i w:val="0"/>
         </w:rPr>
-        <w:t>المملكة العربية السعودية - جدة - شارع صفية بنت عبد المطلب - هاتف: ٢٥٥٤٧٧٧ / ٦٥٥٠٣٠٣ - فاكس : ٦٥٥٠٧٠٧ - ص.ب ٤٠٥٩٨ جدة ٢١٥١١</w:t>
+        <w:t>٢١٥١١ ةدج ٤٠٥٩٨ ب.ص - ٦٥٥٠٧٠٧ : سكاف - ٦٥٥٠٣٠٣ / ٢٥٥٤٧٧٧ :فتاه - بلطملا دبع تنب ةيفص عراش - ةدج - ةيدوعسلا ةيبرعلا ةكلمملا</w:t>
       </w:r>
     </w:p>
     <w:p>
@@ -454,7 +468,7 @@
           <w:b w:val="0"/>
           <w:i w:val="0"/>
         </w:rPr>
-        <w:t>مكتب المحامي</w:t>
+        <w:t>يماحملا بتكم</w:t>
       </w:r>
     </w:p>
     <w:p>
@@ -467,7 +481,7 @@
           <w:b w:val="0"/>
           <w:i w:val="0"/>
         </w:rPr>
-        <w:t>خالد سامي أبو راشد</w:t>
+        <w:t>دشار وبأ يماس دلاخ</w:t>
       </w:r>
     </w:p>
     <w:p>
@@ -480,7 +494,7 @@
           <w:b w:val="0"/>
           <w:i w:val="0"/>
         </w:rPr>
-        <w:t>للإستشارات القانونية والمحاماة</w:t>
+        <w:t>ةاماحملاو ةينوناقلا تاراشتسإلل</w:t>
       </w:r>
     </w:p>
     <w:p>
@@ -584,7 +598,7 @@
           <w:b w:val="0"/>
           <w:i w:val="0"/>
         </w:rPr>
-        <w:t>المحامي خالد سامي أبو</w:t>
+        <w:t>وبأ يماس دلاخ يماحملا</w:t>
       </w:r>
     </w:p>
     <w:p>
@@ -597,7 +611,7 @@
           <w:b w:val="0"/>
           <w:i w:val="0"/>
         </w:rPr>
-        <w:t>عضو معهد المحكمين الدوليين باندن. محكم معتمد لدى مركز التحكيم لدول مجلس التعاون الخليجي محكم معتمد لدى وزارة العدل السعودية - أستاذ متعاون بجامعة الملك عبد العزيز (سابقاً )</w:t>
+        <w:t>( ًاقباس) زيزعلا دبع كلملا ةعماجب نواعتم ذاتسأ - ةيدوعسلا لدعلا ةرازو ىدل دمتعم مكحم يجيلخلا نواعتلا سلجم لودل ميكحتلا زكرم ىدل دمتعم مكحم .ندناب نييلودلا نيمكحملا دهعم وضع</w:t>
       </w:r>
     </w:p>
     <w:p>

--- a/zaini_case_audit_output/outputs/word/documents/049_محضر جلسة دعوى عدنان ضد أسامة.docx
+++ b/zaini_case_audit_output/outputs/word/documents/049_محضر جلسة دعوى عدنان ضد أسامة.docx
@@ -70,40 +70,37 @@
     <w:p/>
     <w:p>
       <w:pPr>
+        <w:pStyle w:val="Heading2"/>
         <w:jc w:val="right"/>
         <w:bidi/>
       </w:pPr>
       <w:r>
-        <w:rPr>
-          <w:b w:val="0"/>
-          <w:i w:val="0"/>
-        </w:rPr>
+        <w:t>[نص الضبط / الحكم — المتن الفعلي] ===</w:t>
+        <w:br/>
         <w:t>دشار وبأ يماس دلاخ يماحملا بتكم</w:t>
       </w:r>
     </w:p>
     <w:p>
       <w:pPr>
+        <w:pStyle w:val="Heading2"/>
         <w:jc w:val="right"/>
         <w:bidi/>
       </w:pPr>
       <w:r>
-        <w:rPr>
-          <w:b w:val="0"/>
-          <w:i w:val="0"/>
-        </w:rPr>
+        <w:t>[ترويسة / كليشة وزارة العدل — معلومات رسمية متكررة] ===</w:t>
+        <w:br/>
         <w:t>للإستشارات القانونية والمحاماة ترخيص رقم ( ٢٣/١٤٠) وزارة العدل</w:t>
       </w:r>
     </w:p>
     <w:p>
       <w:pPr>
+        <w:pStyle w:val="Heading2"/>
         <w:jc w:val="right"/>
         <w:bidi/>
       </w:pPr>
       <w:r>
-        <w:rPr>
-          <w:b w:val="0"/>
-          <w:i w:val="0"/>
-        </w:rPr>
+        <w:t>[نص الضبط / الحكم — المتن الفعلي] ===</w:t>
+        <w:br/>
         <w:t>31004149940000 :يبيرضلا مقرلا</w:t>
       </w:r>
     </w:p>
@@ -304,27 +301,25 @@
     </w:p>
     <w:p>
       <w:pPr>
+        <w:pStyle w:val="Heading2"/>
         <w:jc w:val="right"/>
         <w:bidi/>
       </w:pPr>
       <w:r>
-        <w:rPr>
-          <w:b w:val="0"/>
-          <w:i w:val="0"/>
-        </w:rPr>
+        <w:t>[بيانات الأطراف: المدعي / المدعى عليه / الحاضرون] ===</w:t>
+        <w:br/>
         <w:t>ةينوناقلا نوؤشلل ريدملا دعاسم - ناشيمحاب رونأ / ذاتسألا ةداعسل ةروص *\*\</w:t>
       </w:r>
     </w:p>
     <w:p>
       <w:pPr>
+        <w:pStyle w:val="Heading2"/>
         <w:jc w:val="right"/>
         <w:bidi/>
       </w:pPr>
       <w:r>
-        <w:rPr>
-          <w:b w:val="0"/>
-          <w:i w:val="0"/>
-        </w:rPr>
+        <w:t>[نص الضبط / الحكم — المتن الفعلي] ===</w:t>
+        <w:br/>
         <w:t>السلام عليكم ورحمة الله تعالى وبركاته</w:t>
       </w:r>
     </w:p>
@@ -447,27 +442,25 @@
     </w:p>
     <w:p>
       <w:pPr>
+        <w:pStyle w:val="Heading2"/>
         <w:jc w:val="right"/>
         <w:bidi/>
       </w:pPr>
       <w:r>
-        <w:rPr>
-          <w:b w:val="0"/>
-          <w:i w:val="0"/>
-        </w:rPr>
+        <w:t>[ترويسة / كليشة وزارة العدل — معلومات رسمية متكررة] ===</w:t>
+        <w:br/>
         <w:t>E-mail: info@aburashed.org - www.aburashed.org</w:t>
       </w:r>
     </w:p>
     <w:p>
       <w:pPr>
+        <w:pStyle w:val="Heading2"/>
         <w:jc w:val="right"/>
         <w:bidi/>
       </w:pPr>
       <w:r>
-        <w:rPr>
-          <w:b w:val="0"/>
-          <w:i w:val="0"/>
-        </w:rPr>
+        <w:t>[نص الضبط / الحكم — المتن الفعلي] ===</w:t>
+        <w:br/>
         <w:t>يماحملا بتكم</w:t>
       </w:r>
     </w:p>

--- a/zaini_case_audit_output/outputs/word/documents/049_محضر جلسة دعوى عدنان ضد أسامة.docx
+++ b/zaini_case_audit_output/outputs/word/documents/049_محضر جلسة دعوى عدنان ضد أسامة.docx
@@ -416,27 +416,25 @@
     </w:p>
     <w:p>
       <w:pPr>
+        <w:pStyle w:val="Heading2"/>
         <w:jc w:val="right"/>
         <w:bidi/>
       </w:pPr>
       <w:r>
-        <w:rPr>
-          <w:b w:val="0"/>
-          <w:i w:val="0"/>
-        </w:rPr>
-        <w:t>٢١٥١١ ةدج ٤٠٥٩٨ ب.ص - ٦٥٥٠٧٠٧ : سكاف - ٦٥٥٠٣٠٣ / ٢٥٥٤٧٧٧ :فتاه - بلطملا دبع تنب ةيفص عراش - ةدج - ةيدوعسلا ةيبرعلا ةكلمملا</w:t>
+        <w:t>[ترويسة / كليشة وزارة العدل — معلومات رسمية متكررة] ===</w:t>
+        <w:br/>
+        <w:t>المملكة العربية السعودية - جدة - شارع صفية بنت عبد المطلب - هاتف: ٢٥٥٤٧٧٧ / ٦٥٥٠٣٠٣ - فاكس : ٦٥٥٠٧٠٧ - ص.ب ٤٠٥٩٨ جدة ٢١٥١١</w:t>
       </w:r>
     </w:p>
     <w:p>
       <w:pPr>
+        <w:pStyle w:val="Heading2"/>
         <w:jc w:val="right"/>
         <w:bidi/>
       </w:pPr>
       <w:r>
-        <w:rPr>
-          <w:b w:val="0"/>
-          <w:i w:val="0"/>
-        </w:rPr>
+        <w:t>[نص الضبط / الحكم — المتن الفعلي] ===</w:t>
+        <w:br/>
         <w:t>K.S.A - Jeddah, Safia Bint Abdulmutalib Street - Tel.: 6554777 / 6550303 - Fax: 6550707 - P.O.Box: 40598 Jeddah 21511</w:t>
       </w:r>
     </w:p>
@@ -461,7 +459,7 @@
       <w:r>
         <w:t>[نص الضبط / الحكم — المتن الفعلي] ===</w:t>
         <w:br/>
-        <w:t>يماحملا بتكم</w:t>
+        <w:t>مكتب المحامي</w:t>
       </w:r>
     </w:p>
     <w:p>

--- a/zaini_case_audit_output/outputs/word/documents/049_محضر جلسة دعوى عدنان ضد أسامة.docx
+++ b/zaini_case_audit_output/outputs/word/documents/049_محضر جلسة دعوى عدنان ضد أسامة.docx
@@ -75,7 +75,7 @@
         <w:bidi/>
       </w:pPr>
       <w:r>
-        <w:t>[نص الضبط / الحكم — المتن الفعلي] ===</w:t>
+        <w:t>[المتن الفعلي: الوقائع / الأسباب / المنطوق] ===</w:t>
         <w:br/>
         <w:t>دشار وبأ يماس دلاخ يماحملا بتكم</w:t>
       </w:r>
@@ -87,7 +87,7 @@
         <w:bidi/>
       </w:pPr>
       <w:r>
-        <w:t>[ترويسة / كليشة وزارة العدل — معلومات رسمية متكررة] ===</w:t>
+        <w:t>[ترويسة / كليشة رسمية — معلومات متكررة] ===</w:t>
         <w:br/>
         <w:t>للإستشارات القانونية والمحاماة ترخيص رقم ( ٢٣/١٤٠) وزارة العدل</w:t>
       </w:r>
@@ -99,7 +99,7 @@
         <w:bidi/>
       </w:pPr>
       <w:r>
-        <w:t>[نص الضبط / الحكم — المتن الفعلي] ===</w:t>
+        <w:t>[المتن الفعلي: الوقائع / الأسباب / المنطوق] ===</w:t>
         <w:br/>
         <w:t>31004149940000 :يبيرضلا مقرلا</w:t>
       </w:r>
@@ -275,27 +275,25 @@
     </w:p>
     <w:p>
       <w:pPr>
+        <w:pStyle w:val="Heading2"/>
         <w:jc w:val="right"/>
         <w:bidi/>
       </w:pPr>
       <w:r>
-        <w:rPr>
-          <w:b w:val="0"/>
-          <w:i w:val="0"/>
-        </w:rPr>
+        <w:t>[المُرسَل إليه / المخاطَب والتحية] ===</w:t>
+        <w:br/>
         <w:t>حفظه الله</w:t>
       </w:r>
     </w:p>
     <w:p>
       <w:pPr>
+        <w:pStyle w:val="Heading2"/>
         <w:jc w:val="right"/>
         <w:bidi/>
       </w:pPr>
       <w:r>
-        <w:rPr>
-          <w:b w:val="0"/>
-          <w:i w:val="0"/>
-        </w:rPr>
+        <w:t>[المتن الفعلي: الوقائع / الأسباب / المنطوق] ===</w:t>
+        <w:br/>
         <w:t>هللا هظفح ةينوناقلا ةرادإلا ريدم - نيدلا ريخ رهاط / ذاتسألا ينوناقلا راشتسملا ةداعسل ةروص ..</w:t>
       </w:r>
     </w:p>
@@ -318,34 +316,32 @@
         <w:bidi/>
       </w:pPr>
       <w:r>
-        <w:t>[نص الضبط / الحكم — المتن الفعلي] ===</w:t>
+        <w:t>[المتن الفعلي: الوقائع / الأسباب / المنطوق] ===</w:t>
         <w:br/>
         <w:t>السلام عليكم ورحمة الله تعالى وبركاته</w:t>
       </w:r>
     </w:p>
     <w:p>
       <w:pPr>
+        <w:pStyle w:val="Heading2"/>
         <w:jc w:val="right"/>
         <w:bidi/>
       </w:pPr>
       <w:r>
-        <w:rPr>
-          <w:b w:val="0"/>
-          <w:i w:val="0"/>
-        </w:rPr>
+        <w:t>[المُرسَل إليه / المخاطَب والتحية] ===</w:t>
+        <w:br/>
         <w:t>حفظه الله</w:t>
       </w:r>
     </w:p>
     <w:p>
       <w:pPr>
+        <w:pStyle w:val="Heading2"/>
         <w:jc w:val="right"/>
         <w:bidi/>
       </w:pPr>
       <w:r>
-        <w:rPr>
-          <w:b w:val="0"/>
-          <w:i w:val="0"/>
-        </w:rPr>
+        <w:t>[المتن الفعلي: الوقائع / الأسباب / المنطوق] ===</w:t>
+        <w:br/>
         <w:t>الموضوع : وقائع جلسة اليوم الأربعاء الموافق ١٤٤٣/٠١/٠٣هـ بشأن الدعوى المقامة من قبل المدعين عدنان بن أحمد عباس زيني وطلال وفيصل وغدير وغازي أحمد عباس زيني ضد السيد / أسامة بن أحمد عباس زيني والمنظورة لدى الدائرة التجارية الأولى بالمحكمة التجارية بجدة والمقيدة بالقضية رقم (٤٧١٧ لعام ١٤٤٢) .</w:t>
       </w:r>
     </w:p>
@@ -421,7 +417,7 @@
         <w:bidi/>
       </w:pPr>
       <w:r>
-        <w:t>[ترويسة / كليشة وزارة العدل — معلومات رسمية متكررة] ===</w:t>
+        <w:t>[ترويسة / كليشة رسمية — معلومات متكررة] ===</w:t>
         <w:br/>
         <w:t>المملكة العربية السعودية - جدة - شارع صفية بنت عبد المطلب - هاتف: ٢٥٥٤٧٧٧ / ٦٥٥٠٣٠٣ - فاكس : ٦٥٥٠٧٠٧ - ص.ب ٤٠٥٩٨ جدة ٢١٥١١</w:t>
       </w:r>
@@ -433,7 +429,7 @@
         <w:bidi/>
       </w:pPr>
       <w:r>
-        <w:t>[نص الضبط / الحكم — المتن الفعلي] ===</w:t>
+        <w:t>[المتن الفعلي: الوقائع / الأسباب / المنطوق] ===</w:t>
         <w:br/>
         <w:t>K.S.A - Jeddah, Safia Bint Abdulmutalib Street - Tel.: 6554777 / 6550303 - Fax: 6550707 - P.O.Box: 40598 Jeddah 21511</w:t>
       </w:r>
@@ -445,7 +441,7 @@
         <w:bidi/>
       </w:pPr>
       <w:r>
-        <w:t>[ترويسة / كليشة وزارة العدل — معلومات رسمية متكررة] ===</w:t>
+        <w:t>[ترويسة / كليشة رسمية — معلومات متكررة] ===</w:t>
         <w:br/>
         <w:t>E-mail: info@aburashed.org - www.aburashed.org</w:t>
       </w:r>
@@ -457,7 +453,7 @@
         <w:bidi/>
       </w:pPr>
       <w:r>
-        <w:t>[نص الضبط / الحكم — المتن الفعلي] ===</w:t>
+        <w:t>[المتن الفعلي: الوقائع / الأسباب / المنطوق] ===</w:t>
         <w:br/>
         <w:t>مكتب المحامي</w:t>
       </w:r>

--- a/zaini_case_audit_output/outputs/word/documents/049_محضر جلسة دعوى عدنان ضد أسامة.docx
+++ b/zaini_case_audit_output/outputs/word/documents/049_محضر جلسة دعوى عدنان ضد أسامة.docx
@@ -53,20 +53,6 @@
         <w:t>[مخرج آلي / Script Output - سماوي]  [مخرج آلي يحتاج مراجعة بشرية - وردي]</w:t>
       </w:r>
     </w:p>
-    <w:p>
-      <w:pPr>
-        <w:jc w:val="right"/>
-        <w:bidi/>
-      </w:pPr>
-      <w:r>
-        <w:rPr>
-          <w:b w:val="0"/>
-          <w:i/>
-          <w:color w:val="C00000"/>
-        </w:rPr>
-        <w:t>[نص ممسوح OCR صُحِّح ترتيبه آلياً — قد يحتوي أخطاء طفيفة]</w:t>
-      </w:r>
-    </w:p>
     <w:p/>
     <w:p>
       <w:pPr>
@@ -77,7 +63,7 @@
       <w:r>
         <w:t>[المتن الفعلي: الوقائع / الأسباب / المنطوق] ===</w:t>
         <w:br/>
-        <w:t>دشار وبأ يماس دلاخ يماحملا بتكم</w:t>
+        <w:t>مكتب المحامي خالد سامي أبو راشد</w:t>
       </w:r>
     </w:p>
     <w:p>
@@ -101,7 +87,7 @@
       <w:r>
         <w:t>[المتن الفعلي: الوقائع / الأسباب / المنطوق] ===</w:t>
         <w:br/>
-        <w:t>31004149940000 :يبيرضلا مقرلا</w:t>
+        <w:t>الرقم الضريبي: 31004149940000</w:t>
       </w:r>
     </w:p>
     <w:p>
@@ -205,7 +191,7 @@
           <w:b w:val="0"/>
           <w:i w:val="0"/>
         </w:rPr>
-        <w:t>ماعلا ريدملا - ينيز ةماسأ نب دمحأ / ذاتسألا ةداعس</w:t>
+        <w:t>سعادة الأستاذ / أحمد بن أسامة زيني - المدير العام</w:t>
       </w:r>
     </w:p>
     <w:p>
@@ -244,7 +230,7 @@
           <w:b w:val="0"/>
           <w:i w:val="0"/>
         </w:rPr>
-        <w:t>قفاوملا</w:t>
+        <w:t>الموافق</w:t>
       </w:r>
     </w:p>
     <w:p>
@@ -287,26 +273,15 @@
     </w:p>
     <w:p>
       <w:pPr>
-        <w:pStyle w:val="Heading2"/>
         <w:jc w:val="right"/>
         <w:bidi/>
       </w:pPr>
       <w:r>
-        <w:t>[المتن الفعلي: الوقائع / الأسباب / المنطوق] ===</w:t>
-        <w:br/>
-        <w:t>هللا هظفح ةينوناقلا ةرادإلا ريدم - نيدلا ريخ رهاط / ذاتسألا ينوناقلا راشتسملا ةداعسل ةروص ..</w:t>
-      </w:r>
-    </w:p>
-    <w:p>
-      <w:pPr>
-        <w:pStyle w:val="Heading2"/>
-        <w:jc w:val="right"/>
-        <w:bidi/>
-      </w:pPr>
-      <w:r>
-        <w:t>[بيانات الأطراف: المدعي / المدعى عليه / الحاضرون] ===</w:t>
-        <w:br/>
-        <w:t>ةينوناقلا نوؤشلل ريدملا دعاسم - ناشيمحاب رونأ / ذاتسألا ةداعسل ةروص *\*\</w:t>
+        <w:rPr>
+          <w:b w:val="0"/>
+          <w:i w:val="0"/>
+        </w:rPr>
+        <w:t>.. صورة لسعادة المستشار القانوني الأستاذ / طاهر خير الدين - مدير الإدارة القانونية حفظه الله</w:t>
       </w:r>
     </w:p>
     <w:p>
@@ -318,6 +293,19 @@
       <w:r>
         <w:t>[المتن الفعلي: الوقائع / الأسباب / المنطوق] ===</w:t>
         <w:br/>
+        <w:t>\*\* صورة لسعادة الأستاذ / أنور باحميشان - مساعد المدير للشؤون القانونية</w:t>
+      </w:r>
+    </w:p>
+    <w:p>
+      <w:pPr>
+        <w:jc w:val="right"/>
+        <w:bidi/>
+      </w:pPr>
+      <w:r>
+        <w:rPr>
+          <w:b w:val="0"/>
+          <w:i w:val="0"/>
+        </w:rPr>
         <w:t>السلام عليكم ورحمة الله تعالى وبركاته</w:t>
       </w:r>
     </w:p>
@@ -468,7 +456,7 @@
           <w:b w:val="0"/>
           <w:i w:val="0"/>
         </w:rPr>
-        <w:t>دشار وبأ يماس دلاخ</w:t>
+        <w:t>خالد سامي أبو راشد</w:t>
       </w:r>
     </w:p>
     <w:p>
@@ -481,7 +469,7 @@
           <w:b w:val="0"/>
           <w:i w:val="0"/>
         </w:rPr>
-        <w:t>ةاماحملاو ةينوناقلا تاراشتسإلل</w:t>
+        <w:t>للإستشارات القانونية والمحاماة</w:t>
       </w:r>
     </w:p>
     <w:p>
@@ -585,7 +573,7 @@
           <w:b w:val="0"/>
           <w:i w:val="0"/>
         </w:rPr>
-        <w:t>وبأ يماس دلاخ يماحملا</w:t>
+        <w:t>المحامي خالد سامي أبو</w:t>
       </w:r>
     </w:p>
     <w:p>
@@ -598,7 +586,7 @@
           <w:b w:val="0"/>
           <w:i w:val="0"/>
         </w:rPr>
-        <w:t>( ًاقباس) زيزعلا دبع كلملا ةعماجب نواعتم ذاتسأ - ةيدوعسلا لدعلا ةرازو ىدل دمتعم مكحم يجيلخلا نواعتلا سلجم لودل ميكحتلا زكرم ىدل دمتعم مكحم .ندناب نييلودلا نيمكحملا دهعم وضع</w:t>
+        <w:t>عضو معهد المحكمين الدوليين باندن. محكم معتمد لدى مركز التحكيم لدول مجلس التعاون الخليجي محكم معتمد لدى وزارة العدل السعودية - أستاذ متعاون بجامعة الملك عبد العزيز (سابقاً )</w:t>
       </w:r>
     </w:p>
     <w:p>
